--- a/Design/Database Design.docx
+++ b/Design/Database Design.docx
@@ -4,72 +4,96 @@
   <w:body>
     <w:p>
       <w:pPr>
-        <w:pStyle w:val="BodyText"/>
-        <w:jc w:val="center"/>
+        <w:pStyle w:val="Title"/>
         <w:rPr>
           <w:rFonts w:asciiTheme="minorHAnsi" w:hAnsiTheme="minorHAnsi" w:cstheme="minorHAnsi"/>
           <w:b/>
-          <w:sz w:val="48"/>
-        </w:rPr>
-      </w:pPr>
-      <w:r>
-        <w:rPr>
-          <w:rFonts w:asciiTheme="minorHAnsi" w:eastAsiaTheme="majorEastAsia" w:hAnsiTheme="minorHAnsi" w:cstheme="minorHAnsi"/>
-          <w:b/>
           <w:bCs/>
-          <w:spacing w:val="-10"/>
+          <w:color w:val="44546A"/>
           <w:w w:val="105"/>
-          <w:kern w:val="28"/>
           <w:sz w:val="40"/>
           <w:szCs w:val="40"/>
-          <w14:ligatures w14:val="standardContextual"/>
-        </w:rPr>
-        <w:t>Database Design</w:t>
+        </w:rPr>
+      </w:pPr>
+      <w:r>
+        <w:rPr>
+          <w:rFonts w:asciiTheme="minorHAnsi" w:hAnsiTheme="minorHAnsi" w:cstheme="minorHAnsi"/>
+          <w:b/>
+          <w:bCs/>
+          <w:color w:val="44546A"/>
+          <w:w w:val="105"/>
+          <w:sz w:val="40"/>
+          <w:szCs w:val="40"/>
+        </w:rPr>
+        <w:t>Database design</w:t>
       </w:r>
     </w:p>
     <w:p>
       <w:pPr>
-        <w:pStyle w:val="BodyText"/>
-        <w:spacing w:before="5"/>
-        <w:rPr>
-          <w:rFonts w:asciiTheme="minorHAnsi" w:hAnsiTheme="minorHAnsi" w:cstheme="minorHAnsi"/>
-          <w:b/>
-          <w:sz w:val="47"/>
-        </w:rPr>
-      </w:pPr>
-    </w:p>
-    <w:p>
-      <w:pPr>
+        <w:rPr>
+          <w:sz w:val="18"/>
+          <w:szCs w:val="18"/>
+        </w:rPr>
+      </w:pPr>
+    </w:p>
+    <w:p>
+      <w:pPr>
+        <w:rPr>
+          <w:sz w:val="18"/>
+          <w:szCs w:val="18"/>
+        </w:rPr>
+      </w:pPr>
+    </w:p>
+    <w:p>
+      <w:pPr>
+        <w:rPr>
+          <w:sz w:val="18"/>
+          <w:szCs w:val="18"/>
+        </w:rPr>
+      </w:pPr>
+    </w:p>
+    <w:p>
+      <w:pPr>
+        <w:rPr>
+          <w:sz w:val="18"/>
+          <w:szCs w:val="18"/>
+        </w:rPr>
+      </w:pPr>
+    </w:p>
+    <w:p>
+      <w:pPr>
+        <w:spacing w:before="32" w:line="360" w:lineRule="auto"/>
         <w:ind w:left="1700" w:right="1678"/>
         <w:jc w:val="center"/>
         <w:rPr>
           <w:rFonts w:cstheme="minorHAnsi"/>
-          <w:b/>
-          <w:sz w:val="20"/>
-          <w:szCs w:val="20"/>
+          <w:color w:val="44546A"/>
+          <w:w w:val="115"/>
+          <w:sz w:val="18"/>
+          <w:szCs w:val="18"/>
         </w:rPr>
       </w:pPr>
       <w:r>
         <w:rPr>
           <w:rFonts w:cstheme="minorHAnsi"/>
           <w:b/>
-          <w:color w:val="1A1A1A"/>
+          <w:color w:val="44546A"/>
           <w:w w:val="115"/>
-          <w:sz w:val="20"/>
-          <w:szCs w:val="20"/>
+          <w:sz w:val="18"/>
+          <w:szCs w:val="18"/>
         </w:rPr>
         <w:t>Project</w:t>
       </w:r>
     </w:p>
     <w:p>
       <w:pPr>
-        <w:spacing w:before="32"/>
+        <w:spacing w:before="32" w:line="360" w:lineRule="auto"/>
         <w:ind w:left="1700" w:right="1678"/>
         <w:jc w:val="center"/>
         <w:rPr>
           <w:rFonts w:cstheme="minorHAnsi"/>
-          <w:sz w:val="20"/>
-          <w:szCs w:val="20"/>
+          <w:sz w:val="18"/>
+          <w:szCs w:val="18"/>
         </w:rPr>
       </w:pPr>
       <w:r>
@@ -77,386 +101,338 @@
           <w:rFonts w:cstheme="minorHAnsi"/>
           <w:color w:val="1A1A1A"/>
           <w:w w:val="115"/>
-          <w:sz w:val="20"/>
-          <w:szCs w:val="20"/>
-        </w:rPr>
-        <w:t>Project</w:t>
+          <w:sz w:val="18"/>
+          <w:szCs w:val="18"/>
+        </w:rPr>
+        <w:t>Project Name</w:t>
       </w:r>
+    </w:p>
+    <w:p>
+      <w:pPr>
+        <w:spacing w:before="32" w:line="360" w:lineRule="auto"/>
+        <w:ind w:left="1700" w:right="1678"/>
+        <w:jc w:val="center"/>
+        <w:rPr>
+          <w:rFonts w:cstheme="minorHAnsi"/>
+          <w:color w:val="44546A"/>
+          <w:w w:val="115"/>
+          <w:sz w:val="18"/>
+          <w:szCs w:val="18"/>
+        </w:rPr>
+      </w:pPr>
+      <w:r>
+        <w:rPr>
+          <w:rFonts w:cstheme="minorHAnsi"/>
+          <w:b/>
+          <w:color w:val="44546A"/>
+          <w:w w:val="115"/>
+          <w:sz w:val="18"/>
+          <w:szCs w:val="18"/>
+        </w:rPr>
+        <w:t>Prepared</w:t>
+      </w:r>
+      <w:r>
+        <w:rPr>
+          <w:rFonts w:cstheme="minorHAnsi"/>
+          <w:b/>
+          <w:color w:val="44546A"/>
+          <w:spacing w:val="-4"/>
+          <w:w w:val="115"/>
+          <w:sz w:val="18"/>
+          <w:szCs w:val="18"/>
+        </w:rPr>
+        <w:t xml:space="preserve"> </w:t>
+      </w:r>
+      <w:r>
+        <w:rPr>
+          <w:rFonts w:cstheme="minorHAnsi"/>
+          <w:b/>
+          <w:color w:val="44546A"/>
+          <w:w w:val="115"/>
+          <w:sz w:val="18"/>
+          <w:szCs w:val="18"/>
+        </w:rPr>
+        <w:t>for</w:t>
+      </w:r>
+    </w:p>
+    <w:p>
+      <w:pPr>
+        <w:spacing w:before="32" w:line="360" w:lineRule="auto"/>
+        <w:ind w:left="1700" w:right="1678"/>
+        <w:jc w:val="center"/>
+        <w:rPr>
+          <w:rFonts w:cstheme="minorHAnsi"/>
+          <w:sz w:val="18"/>
+          <w:szCs w:val="18"/>
+        </w:rPr>
+      </w:pPr>
+      <w:bookmarkStart w:id="0" w:name="Dr._Ahmad_Bader"/>
+      <w:bookmarkEnd w:id="0"/>
       <w:r>
         <w:rPr>
           <w:rFonts w:cstheme="minorHAnsi"/>
           <w:color w:val="1A1A1A"/>
           <w:w w:val="115"/>
-          <w:sz w:val="20"/>
-          <w:szCs w:val="20"/>
-        </w:rPr>
-        <w:t xml:space="preserve"> Name</w:t>
+          <w:sz w:val="18"/>
+          <w:szCs w:val="18"/>
+        </w:rPr>
+        <w:t>Client Name</w:t>
       </w:r>
     </w:p>
     <w:p>
       <w:pPr>
+        <w:spacing w:line="360" w:lineRule="auto"/>
         <w:ind w:left="1700" w:right="1678"/>
         <w:jc w:val="center"/>
         <w:rPr>
           <w:rFonts w:cstheme="minorHAnsi"/>
           <w:b/>
-          <w:sz w:val="20"/>
-          <w:szCs w:val="20"/>
+          <w:color w:val="44546A"/>
+          <w:sz w:val="18"/>
+          <w:szCs w:val="18"/>
         </w:rPr>
       </w:pPr>
       <w:r>
         <w:rPr>
           <w:rFonts w:cstheme="minorHAnsi"/>
           <w:b/>
+          <w:color w:val="44546A"/>
+          <w:w w:val="115"/>
+          <w:sz w:val="18"/>
+          <w:szCs w:val="18"/>
+        </w:rPr>
+        <w:t>Author</w:t>
+      </w:r>
+    </w:p>
+    <w:p>
+      <w:pPr>
+        <w:spacing w:before="27" w:line="360" w:lineRule="auto"/>
+        <w:ind w:left="1700" w:right="1678"/>
+        <w:jc w:val="center"/>
+        <w:rPr>
+          <w:rFonts w:cstheme="minorHAnsi"/>
+          <w:sz w:val="18"/>
+          <w:szCs w:val="18"/>
+        </w:rPr>
+      </w:pPr>
+      <w:r>
+        <w:rPr>
+          <w:rFonts w:cstheme="minorHAnsi"/>
           <w:color w:val="1A1A1A"/>
           <w:w w:val="115"/>
-          <w:sz w:val="20"/>
-          <w:szCs w:val="20"/>
-        </w:rPr>
-        <w:t>Prepared</w:t>
+          <w:sz w:val="18"/>
+          <w:szCs w:val="18"/>
+        </w:rPr>
+        <w:t>[Your Name]</w:t>
+      </w:r>
+    </w:p>
+    <w:p>
+      <w:pPr>
+        <w:pStyle w:val="BodyText"/>
+        <w:spacing w:line="360" w:lineRule="auto"/>
+        <w:rPr>
+          <w:rFonts w:cstheme="minorHAnsi"/>
+          <w:sz w:val="18"/>
+          <w:szCs w:val="18"/>
+        </w:rPr>
+      </w:pPr>
+    </w:p>
+    <w:p>
+      <w:pPr>
+        <w:pStyle w:val="BodyText"/>
+        <w:spacing w:before="3" w:line="360" w:lineRule="auto"/>
+        <w:rPr>
+          <w:rFonts w:cstheme="minorHAnsi"/>
+          <w:sz w:val="18"/>
+          <w:szCs w:val="18"/>
+        </w:rPr>
+      </w:pPr>
+    </w:p>
+    <w:p>
+      <w:pPr>
+        <w:pStyle w:val="BodyText"/>
+        <w:spacing w:before="3" w:line="360" w:lineRule="auto"/>
+        <w:rPr>
+          <w:rFonts w:cstheme="minorHAnsi"/>
+          <w:sz w:val="18"/>
+          <w:szCs w:val="18"/>
+        </w:rPr>
+      </w:pPr>
+    </w:p>
+    <w:p>
+      <w:pPr>
+        <w:pStyle w:val="BodyText"/>
+        <w:spacing w:before="3" w:line="360" w:lineRule="auto"/>
+        <w:rPr>
+          <w:rFonts w:cstheme="minorHAnsi"/>
+          <w:sz w:val="18"/>
+          <w:szCs w:val="18"/>
+        </w:rPr>
+      </w:pPr>
+    </w:p>
+    <w:p>
+      <w:pPr>
+        <w:spacing w:line="360" w:lineRule="auto"/>
+        <w:ind w:left="1700" w:right="1681"/>
+        <w:jc w:val="center"/>
+        <w:rPr>
+          <w:rFonts w:ascii="Calibri" w:hAnsi="Calibri" w:cstheme="minorHAnsi"/>
+          <w:sz w:val="18"/>
+          <w:szCs w:val="18"/>
+        </w:rPr>
+      </w:pPr>
+      <w:r>
+        <w:rPr>
+          <w:rFonts w:cstheme="minorHAnsi"/>
+          <w:color w:val="1A1A1A"/>
+          <w:w w:val="115"/>
+          <w:sz w:val="18"/>
+          <w:szCs w:val="18"/>
+        </w:rPr>
+        <w:t>Month Day,</w:t>
       </w:r>
       <w:r>
         <w:rPr>
           <w:rFonts w:cstheme="minorHAnsi"/>
-          <w:b/>
           <w:color w:val="1A1A1A"/>
-          <w:spacing w:val="-4"/>
+          <w:spacing w:val="-5"/>
           <w:w w:val="115"/>
-          <w:sz w:val="20"/>
-          <w:szCs w:val="20"/>
+          <w:sz w:val="18"/>
+          <w:szCs w:val="18"/>
         </w:rPr>
         <w:t xml:space="preserve"> </w:t>
       </w:r>
       <w:r>
         <w:rPr>
           <w:rFonts w:cstheme="minorHAnsi"/>
-          <w:b/>
           <w:color w:val="1A1A1A"/>
           <w:w w:val="115"/>
-          <w:sz w:val="20"/>
-          <w:szCs w:val="20"/>
-        </w:rPr>
-        <w:t>for</w:t>
+          <w:sz w:val="18"/>
+          <w:szCs w:val="18"/>
+        </w:rPr>
+        <w:t>Year</w:t>
       </w:r>
     </w:p>
     <w:p>
       <w:pPr>
-        <w:spacing w:before="32"/>
-        <w:ind w:left="1700" w:right="1678"/>
-        <w:jc w:val="center"/>
-        <w:rPr>
-          <w:rFonts w:cstheme="minorHAnsi"/>
-          <w:sz w:val="20"/>
-          <w:szCs w:val="20"/>
-        </w:rPr>
-      </w:pPr>
-      <w:bookmarkStart w:id="0" w:name="Dr._Ahmad_Bader"/>
-      <w:bookmarkEnd w:id="0"/>
+        <w:rPr>
+          <w:rFonts w:ascii="Calibri" w:hAnsi="Calibri" w:cs="Calibri"/>
+          <w:b/>
+          <w:bCs/>
+          <w:sz w:val="18"/>
+          <w:szCs w:val="18"/>
+        </w:rPr>
+      </w:pPr>
+    </w:p>
+    <w:p>
+      <w:pPr>
+        <w:rPr>
+          <w:rFonts w:ascii="Calibri" w:hAnsi="Calibri" w:cs="Calibri"/>
+          <w:b/>
+          <w:bCs/>
+        </w:rPr>
+      </w:pPr>
+    </w:p>
+    <w:p>
+      <w:pPr>
+        <w:rPr>
+          <w:rFonts w:ascii="Calibri" w:hAnsi="Calibri" w:cs="Calibri"/>
+          <w:b/>
+          <w:bCs/>
+        </w:rPr>
+      </w:pPr>
+    </w:p>
+    <w:p>
+      <w:pPr>
+        <w:rPr>
+          <w:rFonts w:ascii="Calibri" w:hAnsi="Calibri" w:cs="Calibri"/>
+          <w:b/>
+          <w:bCs/>
+        </w:rPr>
+      </w:pPr>
+    </w:p>
+    <w:p>
+      <w:pPr>
+        <w:rPr>
+          <w:rFonts w:ascii="Calibri" w:hAnsi="Calibri" w:cs="Calibri"/>
+          <w:b/>
+          <w:bCs/>
+        </w:rPr>
+      </w:pPr>
+    </w:p>
+    <w:p>
+      <w:pPr>
+        <w:rPr>
+          <w:rFonts w:ascii="Calibri" w:hAnsi="Calibri" w:cs="Calibri"/>
+          <w:b/>
+          <w:bCs/>
+        </w:rPr>
+      </w:pPr>
+    </w:p>
+    <w:p>
+      <w:pPr>
+        <w:rPr>
+          <w:rFonts w:ascii="Calibri" w:hAnsi="Calibri" w:cs="Calibri"/>
+          <w:b/>
+          <w:bCs/>
+        </w:rPr>
+      </w:pPr>
+    </w:p>
+    <w:p>
+      <w:pPr>
+        <w:rPr>
+          <w:rFonts w:ascii="Calibri" w:hAnsi="Calibri" w:cs="Calibri"/>
+          <w:b/>
+          <w:bCs/>
+        </w:rPr>
+      </w:pPr>
+    </w:p>
+    <w:p>
+      <w:pPr>
+        <w:rPr>
+          <w:rFonts w:ascii="Calibri" w:hAnsi="Calibri" w:cs="Calibri"/>
+          <w:b/>
+          <w:bCs/>
+        </w:rPr>
+      </w:pPr>
+    </w:p>
+    <w:p>
+      <w:pPr>
+        <w:rPr>
+          <w:rFonts w:ascii="Calibri" w:hAnsi="Calibri" w:cs="Calibri"/>
+          <w:b/>
+          <w:bCs/>
+        </w:rPr>
+      </w:pPr>
+    </w:p>
+    <w:p>
+      <w:pPr>
+        <w:rPr>
+          <w:rFonts w:ascii="Calibri" w:hAnsi="Calibri" w:cs="Calibri"/>
+          <w:b/>
+          <w:bCs/>
+        </w:rPr>
+      </w:pPr>
+    </w:p>
+    <w:p>
+      <w:pPr>
+        <w:rPr>
+          <w:rFonts w:ascii="Calibri" w:hAnsi="Calibri" w:cs="Calibri"/>
+          <w:b/>
+          <w:bCs/>
+          <w:color w:val="156082" w:themeColor="accent1"/>
+          <w:sz w:val="24"/>
+          <w:szCs w:val="24"/>
+        </w:rPr>
+      </w:pPr>
       <w:r>
         <w:rPr>
-          <w:rFonts w:cstheme="minorHAnsi"/>
-          <w:color w:val="1A1A1A"/>
-          <w:w w:val="115"/>
-          <w:sz w:val="20"/>
-          <w:szCs w:val="20"/>
-        </w:rPr>
-        <w:t>Client Name</w:t>
-      </w:r>
-    </w:p>
-    <w:p>
-      <w:pPr>
-        <w:ind w:left="1700" w:right="1678"/>
-        <w:jc w:val="center"/>
-        <w:rPr>
-          <w:rFonts w:cstheme="minorHAnsi"/>
-          <w:b/>
-          <w:sz w:val="20"/>
-          <w:szCs w:val="20"/>
-        </w:rPr>
-      </w:pPr>
-      <w:r>
-        <w:rPr>
-          <w:rFonts w:cstheme="minorHAnsi"/>
-          <w:b/>
-          <w:color w:val="1A1A1A"/>
-          <w:w w:val="115"/>
-          <w:sz w:val="20"/>
-          <w:szCs w:val="20"/>
-        </w:rPr>
-        <w:t>Prepared</w:t>
-      </w:r>
-      <w:r>
-        <w:rPr>
-          <w:rFonts w:cstheme="minorHAnsi"/>
-          <w:b/>
-          <w:color w:val="1A1A1A"/>
-          <w:spacing w:val="-3"/>
-          <w:w w:val="115"/>
-          <w:sz w:val="20"/>
-          <w:szCs w:val="20"/>
-        </w:rPr>
-        <w:t xml:space="preserve"> </w:t>
-      </w:r>
-      <w:r>
-        <w:rPr>
-          <w:rFonts w:cstheme="minorHAnsi"/>
-          <w:b/>
-          <w:color w:val="1A1A1A"/>
-          <w:w w:val="115"/>
-          <w:sz w:val="20"/>
-          <w:szCs w:val="20"/>
-        </w:rPr>
-        <w:t>by</w:t>
-      </w:r>
-    </w:p>
-    <w:p>
-      <w:pPr>
-        <w:spacing w:before="27"/>
-        <w:ind w:left="1700" w:right="1678"/>
-        <w:jc w:val="center"/>
-        <w:rPr>
-          <w:rFonts w:cstheme="minorHAnsi"/>
-          <w:sz w:val="20"/>
-          <w:szCs w:val="20"/>
-        </w:rPr>
-      </w:pPr>
-      <w:r>
-        <w:rPr>
-          <w:rFonts w:cstheme="minorHAnsi"/>
-          <w:color w:val="1A1A1A"/>
-          <w:w w:val="115"/>
-          <w:sz w:val="20"/>
-          <w:szCs w:val="20"/>
-        </w:rPr>
-        <w:t>[Your Name]</w:t>
-      </w:r>
-    </w:p>
-    <w:p>
-      <w:pPr>
-        <w:pStyle w:val="BodyText"/>
-        <w:rPr>
-          <w:rFonts w:asciiTheme="minorHAnsi" w:hAnsiTheme="minorHAnsi" w:cstheme="minorHAnsi"/>
-          <w:sz w:val="20"/>
-          <w:szCs w:val="20"/>
-        </w:rPr>
-      </w:pPr>
-    </w:p>
-    <w:p>
-      <w:pPr>
-        <w:pStyle w:val="BodyText"/>
-        <w:spacing w:before="3"/>
-        <w:rPr>
-          <w:rFonts w:asciiTheme="minorHAnsi" w:hAnsiTheme="minorHAnsi" w:cstheme="minorHAnsi"/>
-          <w:sz w:val="20"/>
-          <w:szCs w:val="20"/>
-        </w:rPr>
-      </w:pPr>
-    </w:p>
-    <w:p>
-      <w:pPr>
-        <w:pStyle w:val="BodyText"/>
-        <w:spacing w:before="3"/>
-        <w:rPr>
-          <w:rFonts w:asciiTheme="minorHAnsi" w:hAnsiTheme="minorHAnsi" w:cstheme="minorHAnsi"/>
-          <w:sz w:val="20"/>
-          <w:szCs w:val="20"/>
-        </w:rPr>
-      </w:pPr>
-    </w:p>
-    <w:p>
-      <w:pPr>
-        <w:pStyle w:val="BodyText"/>
-        <w:spacing w:before="3"/>
-        <w:rPr>
-          <w:rFonts w:asciiTheme="minorHAnsi" w:hAnsiTheme="minorHAnsi" w:cstheme="minorHAnsi"/>
-          <w:sz w:val="20"/>
-          <w:szCs w:val="20"/>
-        </w:rPr>
-      </w:pPr>
-    </w:p>
-    <w:p>
-      <w:pPr>
-        <w:ind w:left="1700" w:right="1681"/>
-        <w:jc w:val="center"/>
-        <w:rPr>
-          <w:rFonts w:cstheme="minorHAnsi"/>
-          <w:color w:val="1A1A1A"/>
-          <w:w w:val="115"/>
-          <w:sz w:val="20"/>
-          <w:szCs w:val="20"/>
-        </w:rPr>
-      </w:pPr>
-      <w:r>
-        <w:rPr>
-          <w:rFonts w:cstheme="minorHAnsi"/>
-          <w:color w:val="1A1A1A"/>
-          <w:w w:val="115"/>
-          <w:sz w:val="20"/>
-          <w:szCs w:val="20"/>
-        </w:rPr>
-        <w:t>Day/Month/Year</w:t>
-      </w:r>
-    </w:p>
-    <w:p>
-      <w:pPr>
-        <w:ind w:left="1700" w:right="1681"/>
-        <w:rPr>
-          <w:rFonts w:cstheme="minorHAnsi"/>
-          <w:color w:val="1A1A1A"/>
-          <w:w w:val="115"/>
-          <w:sz w:val="20"/>
-          <w:szCs w:val="20"/>
-        </w:rPr>
-      </w:pPr>
-    </w:p>
-    <w:p>
-      <w:pPr>
-        <w:rPr>
           <w:rFonts w:ascii="Calibri" w:hAnsi="Calibri" w:cs="Calibri"/>
           <w:b/>
           <w:bCs/>
-        </w:rPr>
-      </w:pPr>
-    </w:p>
-    <w:p>
-      <w:pPr>
-        <w:rPr>
-          <w:rFonts w:ascii="Calibri" w:hAnsi="Calibri" w:cs="Calibri"/>
-          <w:b/>
-          <w:bCs/>
-        </w:rPr>
-      </w:pPr>
-    </w:p>
-    <w:p>
-      <w:pPr>
-        <w:rPr>
-          <w:rFonts w:ascii="Calibri" w:hAnsi="Calibri" w:cs="Calibri"/>
-          <w:b/>
-          <w:bCs/>
-        </w:rPr>
-      </w:pPr>
-    </w:p>
-    <w:p>
-      <w:pPr>
-        <w:rPr>
-          <w:rFonts w:ascii="Calibri" w:hAnsi="Calibri" w:cs="Calibri"/>
-          <w:b/>
-          <w:bCs/>
-        </w:rPr>
-      </w:pPr>
-    </w:p>
-    <w:p>
-      <w:pPr>
-        <w:rPr>
-          <w:rFonts w:ascii="Calibri" w:hAnsi="Calibri" w:cs="Calibri"/>
-          <w:b/>
-          <w:bCs/>
-        </w:rPr>
-      </w:pPr>
-    </w:p>
-    <w:p>
-      <w:pPr>
-        <w:rPr>
-          <w:rFonts w:ascii="Calibri" w:hAnsi="Calibri" w:cs="Calibri"/>
-          <w:b/>
-          <w:bCs/>
-        </w:rPr>
-      </w:pPr>
-    </w:p>
-    <w:p>
-      <w:pPr>
-        <w:rPr>
-          <w:rFonts w:ascii="Calibri" w:hAnsi="Calibri" w:cs="Calibri"/>
-          <w:b/>
-          <w:bCs/>
-        </w:rPr>
-      </w:pPr>
-    </w:p>
-    <w:p>
-      <w:pPr>
-        <w:rPr>
-          <w:rFonts w:ascii="Calibri" w:hAnsi="Calibri" w:cs="Calibri"/>
-          <w:b/>
-          <w:bCs/>
-        </w:rPr>
-      </w:pPr>
-    </w:p>
-    <w:p>
-      <w:pPr>
-        <w:rPr>
-          <w:rFonts w:ascii="Calibri" w:hAnsi="Calibri" w:cs="Calibri"/>
-          <w:b/>
-          <w:bCs/>
-        </w:rPr>
-      </w:pPr>
-    </w:p>
-    <w:p>
-      <w:pPr>
-        <w:rPr>
-          <w:rFonts w:ascii="Calibri" w:hAnsi="Calibri" w:cs="Calibri"/>
-          <w:b/>
-          <w:bCs/>
-        </w:rPr>
-      </w:pPr>
-    </w:p>
-    <w:p>
-      <w:pPr>
-        <w:rPr>
-          <w:rFonts w:ascii="Calibri" w:hAnsi="Calibri" w:cs="Calibri"/>
-          <w:b/>
-          <w:bCs/>
-        </w:rPr>
-      </w:pPr>
-    </w:p>
-    <w:p>
-      <w:pPr>
-        <w:rPr>
-          <w:rFonts w:ascii="Calibri" w:hAnsi="Calibri" w:cs="Calibri"/>
-          <w:b/>
-          <w:bCs/>
-        </w:rPr>
-      </w:pPr>
-    </w:p>
-    <w:p>
-      <w:pPr>
-        <w:rPr>
-          <w:rFonts w:ascii="Calibri" w:hAnsi="Calibri" w:cs="Calibri"/>
-          <w:b/>
-          <w:bCs/>
-        </w:rPr>
-      </w:pPr>
-    </w:p>
-    <w:p>
-      <w:pPr>
-        <w:rPr>
-          <w:rFonts w:ascii="Calibri" w:hAnsi="Calibri" w:cs="Calibri"/>
-          <w:b/>
-          <w:bCs/>
-        </w:rPr>
-      </w:pPr>
-    </w:p>
-    <w:p>
-      <w:pPr>
-        <w:rPr>
-          <w:rFonts w:ascii="Calibri" w:hAnsi="Calibri" w:cs="Calibri"/>
-          <w:b/>
-          <w:bCs/>
-        </w:rPr>
-      </w:pPr>
-    </w:p>
-    <w:p>
-      <w:pPr>
-        <w:rPr>
-          <w:rFonts w:ascii="Calibri" w:hAnsi="Calibri" w:cs="Calibri"/>
-          <w:b/>
-          <w:bCs/>
-        </w:rPr>
-      </w:pPr>
-      <w:r>
-        <w:rPr>
-          <w:rFonts w:ascii="Calibri" w:hAnsi="Calibri" w:cs="Calibri"/>
-          <w:b/>
-          <w:bCs/>
+          <w:color w:val="44546A"/>
+          <w:sz w:val="24"/>
+          <w:szCs w:val="24"/>
         </w:rPr>
         <w:lastRenderedPageBreak/>
         <w:t>Introduction</w:t>
@@ -544,8 +520,9 @@
           <w:rFonts w:ascii="Calibri" w:hAnsi="Calibri" w:cs="Calibri"/>
           <w:b/>
           <w:bCs/>
-          <w:sz w:val="18"/>
-          <w:szCs w:val="18"/>
+          <w:color w:val="44546A"/>
+          <w:sz w:val="24"/>
+          <w:szCs w:val="24"/>
         </w:rPr>
       </w:pPr>
       <w:r>
@@ -553,42 +530,9 @@
           <w:rFonts w:ascii="Calibri" w:hAnsi="Calibri" w:cs="Calibri"/>
           <w:b/>
           <w:bCs/>
-          <w:sz w:val="18"/>
-          <w:szCs w:val="18"/>
-        </w:rPr>
-        <w:t>Intended Audience</w:t>
-      </w:r>
-    </w:p>
-    <w:p>
-      <w:pPr>
-        <w:rPr>
-          <w:rFonts w:ascii="Calibri" w:hAnsi="Calibri" w:cs="Calibri"/>
-          <w:sz w:val="18"/>
-          <w:szCs w:val="18"/>
-        </w:rPr>
-      </w:pPr>
-      <w:r>
-        <w:rPr>
-          <w:rFonts w:ascii="Calibri" w:hAnsi="Calibri" w:cs="Calibri"/>
-          <w:sz w:val="18"/>
-          <w:szCs w:val="18"/>
-        </w:rPr>
-        <w:t>This document is intended for database administrators, developers, system architects, and stakeholders involved in the design, development, and maintenance of the system.</w:t>
-      </w:r>
-    </w:p>
-    <w:p>
-      <w:pPr>
-        <w:rPr>
-          <w:rFonts w:ascii="Calibri" w:hAnsi="Calibri" w:cs="Calibri"/>
-          <w:b/>
-          <w:bCs/>
-        </w:rPr>
-      </w:pPr>
-      <w:r>
-        <w:rPr>
-          <w:rFonts w:ascii="Calibri" w:hAnsi="Calibri" w:cs="Calibri"/>
-          <w:b/>
-          <w:bCs/>
+          <w:color w:val="44546A"/>
+          <w:sz w:val="24"/>
+          <w:szCs w:val="24"/>
         </w:rPr>
         <w:t>Database Overview</w:t>
       </w:r>
@@ -720,7 +664,25 @@
           <w:sz w:val="18"/>
           <w:szCs w:val="18"/>
         </w:rPr>
-        <w:t>The database uses the InnoDB storage engine for its support of ACID transactions and foreign key constraints.</w:t>
+        <w:t xml:space="preserve">The database uses the </w:t>
+      </w:r>
+      <w:proofErr w:type="spellStart"/>
+      <w:r>
+        <w:rPr>
+          <w:rFonts w:ascii="Calibri" w:hAnsi="Calibri" w:cs="Calibri"/>
+          <w:sz w:val="18"/>
+          <w:szCs w:val="18"/>
+        </w:rPr>
+        <w:t>InnoDB</w:t>
+      </w:r>
+      <w:proofErr w:type="spellEnd"/>
+      <w:r>
+        <w:rPr>
+          <w:rFonts w:ascii="Calibri" w:hAnsi="Calibri" w:cs="Calibri"/>
+          <w:sz w:val="18"/>
+          <w:szCs w:val="18"/>
+        </w:rPr>
+        <w:t xml:space="preserve"> storage engine for its support of ACID transactions and foreign key constraints.</w:t>
       </w:r>
     </w:p>
     <w:p>
@@ -767,6 +729,9 @@
           <w:rFonts w:ascii="Calibri" w:hAnsi="Calibri" w:cs="Calibri"/>
           <w:b/>
           <w:bCs/>
+          <w:color w:val="44546A"/>
+          <w:sz w:val="24"/>
+          <w:szCs w:val="24"/>
         </w:rPr>
       </w:pPr>
       <w:r>
@@ -774,29 +739,11 @@
           <w:rFonts w:ascii="Calibri" w:hAnsi="Calibri" w:cs="Calibri"/>
           <w:b/>
           <w:bCs/>
+          <w:color w:val="44546A"/>
+          <w:sz w:val="24"/>
+          <w:szCs w:val="24"/>
         </w:rPr>
         <w:t>Schema Design</w:t>
-      </w:r>
-    </w:p>
-    <w:p>
-      <w:pPr>
-        <w:rPr>
-          <w:rFonts w:ascii="Calibri" w:hAnsi="Calibri" w:cs="Calibri"/>
-          <w:b/>
-          <w:bCs/>
-          <w:sz w:val="18"/>
-          <w:szCs w:val="18"/>
-        </w:rPr>
-      </w:pPr>
-      <w:r>
-        <w:rPr>
-          <w:rFonts w:ascii="Calibri" w:hAnsi="Calibri" w:cs="Calibri"/>
-          <w:b/>
-          <w:bCs/>
-          <w:sz w:val="18"/>
-          <w:szCs w:val="18"/>
-        </w:rPr>
-        <w:t>3.1 User Table Design</w:t>
       </w:r>
     </w:p>
     <w:tbl>
@@ -1189,6 +1136,41 @@
     </w:tbl>
     <w:p>
       <w:pPr>
+        <w:spacing w:before="240"/>
+        <w:jc w:val="center"/>
+        <w:rPr>
+          <w:rFonts w:ascii="Times New Roman" w:hAnsi="Times New Roman" w:cs="Times New Roman"/>
+          <w:sz w:val="18"/>
+          <w:szCs w:val="18"/>
+        </w:rPr>
+      </w:pPr>
+      <w:r>
+        <w:rPr>
+          <w:rFonts w:ascii="Times New Roman" w:hAnsi="Times New Roman" w:cs="Times New Roman"/>
+          <w:sz w:val="18"/>
+          <w:szCs w:val="18"/>
+        </w:rPr>
+        <w:t xml:space="preserve">3.1 </w:t>
+      </w:r>
+      <w:r>
+        <w:rPr>
+          <w:rFonts w:ascii="Times New Roman" w:hAnsi="Times New Roman" w:cs="Times New Roman"/>
+          <w:sz w:val="18"/>
+          <w:szCs w:val="18"/>
+        </w:rPr>
+        <w:t>Dummy</w:t>
+      </w:r>
+      <w:r>
+        <w:rPr>
+          <w:rFonts w:ascii="Times New Roman" w:hAnsi="Times New Roman" w:cs="Times New Roman"/>
+          <w:sz w:val="18"/>
+          <w:szCs w:val="18"/>
+        </w:rPr>
+        <w:t xml:space="preserve"> Table Design</w:t>
+      </w:r>
+    </w:p>
+    <w:p>
+      <w:pPr>
         <w:rPr>
           <w:rFonts w:ascii="Calibri" w:hAnsi="Calibri" w:cs="Calibri"/>
           <w:sz w:val="18"/>
@@ -2128,17 +2110,15 @@
   <w:docDefaults>
     <w:rPrDefault>
       <w:rPr>
-        <w:rFonts w:asciiTheme="minorHAnsi" w:eastAsiaTheme="minorHAnsi" w:hAnsiTheme="minorHAnsi" w:cstheme="minorBidi"/>
-        <w:kern w:val="2"/>
-        <w:sz w:val="24"/>
-        <w:szCs w:val="24"/>
+        <w:rFonts w:asciiTheme="minorHAnsi" w:eastAsiaTheme="minorEastAsia" w:hAnsiTheme="minorHAnsi" w:cstheme="minorBidi"/>
+        <w:sz w:val="21"/>
+        <w:szCs w:val="21"/>
         <w:lang w:val="en-US" w:eastAsia="en-US" w:bidi="ar-SA"/>
-        <w14:ligatures w14:val="standardContextual"/>
       </w:rPr>
     </w:rPrDefault>
     <w:pPrDefault>
       <w:pPr>
-        <w:spacing w:after="160" w:line="278" w:lineRule="auto"/>
+        <w:spacing w:after="160" w:line="300" w:lineRule="auto"/>
       </w:pPr>
     </w:pPrDefault>
   </w:docDefaults>
@@ -2209,7 +2189,7 @@
     <w:lsdException w:name="Closing" w:semiHidden="1" w:unhideWhenUsed="1"/>
     <w:lsdException w:name="Signature" w:semiHidden="1" w:unhideWhenUsed="1"/>
     <w:lsdException w:name="Default Paragraph Font" w:semiHidden="1" w:uiPriority="1" w:unhideWhenUsed="1"/>
-    <w:lsdException w:name="Body Text" w:semiHidden="1" w:uiPriority="1" w:unhideWhenUsed="1" w:qFormat="1"/>
+    <w:lsdException w:name="Body Text" w:semiHidden="1" w:uiPriority="1" w:unhideWhenUsed="1"/>
     <w:lsdException w:name="Body Text Indent" w:semiHidden="1" w:unhideWhenUsed="1"/>
     <w:lsdException w:name="List Continue" w:semiHidden="1" w:unhideWhenUsed="1"/>
     <w:lsdException w:name="List Continue 2" w:semiHidden="1" w:unhideWhenUsed="1"/>
@@ -2523,6 +2503,7 @@
   <w:style w:type="paragraph" w:default="1" w:styleId="Normal">
     <w:name w:val="Normal"/>
     <w:qFormat/>
+    <w:rsid w:val="002A471A"/>
   </w:style>
   <w:style w:type="paragraph" w:styleId="Heading1">
     <w:name w:val="heading 1"/>
@@ -2531,11 +2512,12 @@
     <w:link w:val="Heading1Char"/>
     <w:uiPriority w:val="9"/>
     <w:qFormat/>
-    <w:rsid w:val="00483AD4"/>
+    <w:rsid w:val="002A471A"/>
     <w:pPr>
       <w:keepNext/>
       <w:keepLines/>
-      <w:spacing w:before="360" w:after="80"/>
+      <w:spacing w:before="320" w:after="80" w:line="240" w:lineRule="auto"/>
+      <w:jc w:val="center"/>
       <w:outlineLvl w:val="0"/>
     </w:pPr>
     <w:rPr>
@@ -2553,16 +2535,16 @@
     <w:uiPriority w:val="9"/>
     <w:unhideWhenUsed/>
     <w:qFormat/>
-    <w:rsid w:val="00483AD4"/>
+    <w:rsid w:val="002A471A"/>
     <w:pPr>
       <w:keepNext/>
       <w:keepLines/>
-      <w:spacing w:before="160" w:after="80"/>
+      <w:spacing w:before="160" w:after="40" w:line="240" w:lineRule="auto"/>
+      <w:jc w:val="center"/>
       <w:outlineLvl w:val="1"/>
     </w:pPr>
     <w:rPr>
       <w:rFonts w:asciiTheme="majorHAnsi" w:eastAsiaTheme="majorEastAsia" w:hAnsiTheme="majorHAnsi" w:cstheme="majorBidi"/>
-      <w:color w:val="0F4761" w:themeColor="accent1" w:themeShade="BF"/>
       <w:sz w:val="32"/>
       <w:szCs w:val="32"/>
     </w:rPr>
@@ -2576,18 +2558,17 @@
     <w:semiHidden/>
     <w:unhideWhenUsed/>
     <w:qFormat/>
-    <w:rsid w:val="00483AD4"/>
+    <w:rsid w:val="002A471A"/>
     <w:pPr>
       <w:keepNext/>
       <w:keepLines/>
-      <w:spacing w:before="160" w:after="80"/>
+      <w:spacing w:before="160" w:after="0" w:line="240" w:lineRule="auto"/>
       <w:outlineLvl w:val="2"/>
     </w:pPr>
     <w:rPr>
-      <w:rFonts w:eastAsiaTheme="majorEastAsia" w:cstheme="majorBidi"/>
-      <w:color w:val="0F4761" w:themeColor="accent1" w:themeShade="BF"/>
-      <w:sz w:val="28"/>
-      <w:szCs w:val="28"/>
+      <w:rFonts w:asciiTheme="majorHAnsi" w:eastAsiaTheme="majorEastAsia" w:hAnsiTheme="majorHAnsi" w:cstheme="majorBidi"/>
+      <w:sz w:val="32"/>
+      <w:szCs w:val="32"/>
     </w:rPr>
   </w:style>
   <w:style w:type="paragraph" w:styleId="Heading4">
@@ -2599,18 +2580,19 @@
     <w:semiHidden/>
     <w:unhideWhenUsed/>
     <w:qFormat/>
-    <w:rsid w:val="00483AD4"/>
+    <w:rsid w:val="002A471A"/>
     <w:pPr>
       <w:keepNext/>
       <w:keepLines/>
-      <w:spacing w:before="80" w:after="40"/>
+      <w:spacing w:before="80" w:after="0"/>
       <w:outlineLvl w:val="3"/>
     </w:pPr>
     <w:rPr>
-      <w:rFonts w:eastAsiaTheme="majorEastAsia" w:cstheme="majorBidi"/>
+      <w:rFonts w:asciiTheme="majorHAnsi" w:eastAsiaTheme="majorEastAsia" w:hAnsiTheme="majorHAnsi" w:cstheme="majorBidi"/>
       <w:i/>
       <w:iCs/>
-      <w:color w:val="0F4761" w:themeColor="accent1" w:themeShade="BF"/>
+      <w:sz w:val="30"/>
+      <w:szCs w:val="30"/>
     </w:rPr>
   </w:style>
   <w:style w:type="paragraph" w:styleId="Heading5">
@@ -2622,16 +2604,17 @@
     <w:semiHidden/>
     <w:unhideWhenUsed/>
     <w:qFormat/>
-    <w:rsid w:val="00483AD4"/>
+    <w:rsid w:val="002A471A"/>
     <w:pPr>
       <w:keepNext/>
       <w:keepLines/>
-      <w:spacing w:before="80" w:after="40"/>
+      <w:spacing w:before="40" w:after="0"/>
       <w:outlineLvl w:val="4"/>
     </w:pPr>
     <w:rPr>
-      <w:rFonts w:eastAsiaTheme="majorEastAsia" w:cstheme="majorBidi"/>
-      <w:color w:val="0F4761" w:themeColor="accent1" w:themeShade="BF"/>
+      <w:rFonts w:asciiTheme="majorHAnsi" w:eastAsiaTheme="majorEastAsia" w:hAnsiTheme="majorHAnsi" w:cstheme="majorBidi"/>
+      <w:sz w:val="28"/>
+      <w:szCs w:val="28"/>
     </w:rPr>
   </w:style>
   <w:style w:type="paragraph" w:styleId="Heading6">
@@ -2643,7 +2626,7 @@
     <w:semiHidden/>
     <w:unhideWhenUsed/>
     <w:qFormat/>
-    <w:rsid w:val="00483AD4"/>
+    <w:rsid w:val="002A471A"/>
     <w:pPr>
       <w:keepNext/>
       <w:keepLines/>
@@ -2651,10 +2634,11 @@
       <w:outlineLvl w:val="5"/>
     </w:pPr>
     <w:rPr>
-      <w:rFonts w:eastAsiaTheme="majorEastAsia" w:cstheme="majorBidi"/>
+      <w:rFonts w:asciiTheme="majorHAnsi" w:eastAsiaTheme="majorEastAsia" w:hAnsiTheme="majorHAnsi" w:cstheme="majorBidi"/>
       <w:i/>
       <w:iCs/>
-      <w:color w:val="595959" w:themeColor="text1" w:themeTint="A6"/>
+      <w:sz w:val="26"/>
+      <w:szCs w:val="26"/>
     </w:rPr>
   </w:style>
   <w:style w:type="paragraph" w:styleId="Heading7">
@@ -2666,7 +2650,7 @@
     <w:semiHidden/>
     <w:unhideWhenUsed/>
     <w:qFormat/>
-    <w:rsid w:val="00483AD4"/>
+    <w:rsid w:val="002A471A"/>
     <w:pPr>
       <w:keepNext/>
       <w:keepLines/>
@@ -2674,8 +2658,9 @@
       <w:outlineLvl w:val="6"/>
     </w:pPr>
     <w:rPr>
-      <w:rFonts w:eastAsiaTheme="majorEastAsia" w:cstheme="majorBidi"/>
-      <w:color w:val="595959" w:themeColor="text1" w:themeTint="A6"/>
+      <w:rFonts w:asciiTheme="majorHAnsi" w:eastAsiaTheme="majorEastAsia" w:hAnsiTheme="majorHAnsi" w:cstheme="majorBidi"/>
+      <w:sz w:val="24"/>
+      <w:szCs w:val="24"/>
     </w:rPr>
   </w:style>
   <w:style w:type="paragraph" w:styleId="Heading8">
@@ -2687,18 +2672,19 @@
     <w:semiHidden/>
     <w:unhideWhenUsed/>
     <w:qFormat/>
-    <w:rsid w:val="00483AD4"/>
+    <w:rsid w:val="002A471A"/>
     <w:pPr>
       <w:keepNext/>
       <w:keepLines/>
-      <w:spacing w:after="0"/>
+      <w:spacing w:before="40" w:after="0"/>
       <w:outlineLvl w:val="7"/>
     </w:pPr>
     <w:rPr>
-      <w:rFonts w:eastAsiaTheme="majorEastAsia" w:cstheme="majorBidi"/>
+      <w:rFonts w:asciiTheme="majorHAnsi" w:eastAsiaTheme="majorEastAsia" w:hAnsiTheme="majorHAnsi" w:cstheme="majorBidi"/>
       <w:i/>
       <w:iCs/>
-      <w:color w:val="272727" w:themeColor="text1" w:themeTint="D8"/>
+      <w:sz w:val="22"/>
+      <w:szCs w:val="22"/>
     </w:rPr>
   </w:style>
   <w:style w:type="paragraph" w:styleId="Heading9">
@@ -2710,16 +2696,18 @@
     <w:semiHidden/>
     <w:unhideWhenUsed/>
     <w:qFormat/>
-    <w:rsid w:val="00483AD4"/>
+    <w:rsid w:val="002A471A"/>
     <w:pPr>
       <w:keepNext/>
       <w:keepLines/>
-      <w:spacing w:after="0"/>
+      <w:spacing w:before="40" w:after="0"/>
       <w:outlineLvl w:val="8"/>
     </w:pPr>
     <w:rPr>
-      <w:rFonts w:eastAsiaTheme="majorEastAsia" w:cstheme="majorBidi"/>
-      <w:color w:val="272727" w:themeColor="text1" w:themeTint="D8"/>
+      <w:b/>
+      <w:bCs/>
+      <w:i/>
+      <w:iCs/>
     </w:rPr>
   </w:style>
   <w:style w:type="character" w:default="1" w:styleId="DefaultParagraphFont">
@@ -2754,7 +2742,7 @@
     <w:basedOn w:val="DefaultParagraphFont"/>
     <w:link w:val="Heading1"/>
     <w:uiPriority w:val="9"/>
-    <w:rsid w:val="00483AD4"/>
+    <w:rsid w:val="002A471A"/>
     <w:rPr>
       <w:rFonts w:asciiTheme="majorHAnsi" w:eastAsiaTheme="majorEastAsia" w:hAnsiTheme="majorHAnsi" w:cstheme="majorBidi"/>
       <w:color w:val="0F4761" w:themeColor="accent1" w:themeShade="BF"/>
@@ -2767,10 +2755,9 @@
     <w:basedOn w:val="DefaultParagraphFont"/>
     <w:link w:val="Heading2"/>
     <w:uiPriority w:val="9"/>
-    <w:rsid w:val="00483AD4"/>
+    <w:rsid w:val="002A471A"/>
     <w:rPr>
       <w:rFonts w:asciiTheme="majorHAnsi" w:eastAsiaTheme="majorEastAsia" w:hAnsiTheme="majorHAnsi" w:cstheme="majorBidi"/>
-      <w:color w:val="0F4761" w:themeColor="accent1" w:themeShade="BF"/>
       <w:sz w:val="32"/>
       <w:szCs w:val="32"/>
     </w:rPr>
@@ -2781,12 +2768,11 @@
     <w:link w:val="Heading3"/>
     <w:uiPriority w:val="9"/>
     <w:semiHidden/>
-    <w:rsid w:val="00483AD4"/>
-    <w:rPr>
-      <w:rFonts w:eastAsiaTheme="majorEastAsia" w:cstheme="majorBidi"/>
-      <w:color w:val="0F4761" w:themeColor="accent1" w:themeShade="BF"/>
-      <w:sz w:val="28"/>
-      <w:szCs w:val="28"/>
+    <w:rsid w:val="002A471A"/>
+    <w:rPr>
+      <w:rFonts w:asciiTheme="majorHAnsi" w:eastAsiaTheme="majorEastAsia" w:hAnsiTheme="majorHAnsi" w:cstheme="majorBidi"/>
+      <w:sz w:val="32"/>
+      <w:szCs w:val="32"/>
     </w:rPr>
   </w:style>
   <w:style w:type="character" w:customStyle="1" w:styleId="Heading4Char">
@@ -2795,12 +2781,13 @@
     <w:link w:val="Heading4"/>
     <w:uiPriority w:val="9"/>
     <w:semiHidden/>
-    <w:rsid w:val="00483AD4"/>
-    <w:rPr>
-      <w:rFonts w:eastAsiaTheme="majorEastAsia" w:cstheme="majorBidi"/>
+    <w:rsid w:val="002A471A"/>
+    <w:rPr>
+      <w:rFonts w:asciiTheme="majorHAnsi" w:eastAsiaTheme="majorEastAsia" w:hAnsiTheme="majorHAnsi" w:cstheme="majorBidi"/>
       <w:i/>
       <w:iCs/>
-      <w:color w:val="0F4761" w:themeColor="accent1" w:themeShade="BF"/>
+      <w:sz w:val="30"/>
+      <w:szCs w:val="30"/>
     </w:rPr>
   </w:style>
   <w:style w:type="character" w:customStyle="1" w:styleId="Heading5Char">
@@ -2809,10 +2796,11 @@
     <w:link w:val="Heading5"/>
     <w:uiPriority w:val="9"/>
     <w:semiHidden/>
-    <w:rsid w:val="00483AD4"/>
-    <w:rPr>
-      <w:rFonts w:eastAsiaTheme="majorEastAsia" w:cstheme="majorBidi"/>
-      <w:color w:val="0F4761" w:themeColor="accent1" w:themeShade="BF"/>
+    <w:rsid w:val="002A471A"/>
+    <w:rPr>
+      <w:rFonts w:asciiTheme="majorHAnsi" w:eastAsiaTheme="majorEastAsia" w:hAnsiTheme="majorHAnsi" w:cstheme="majorBidi"/>
+      <w:sz w:val="28"/>
+      <w:szCs w:val="28"/>
     </w:rPr>
   </w:style>
   <w:style w:type="character" w:customStyle="1" w:styleId="Heading6Char">
@@ -2821,12 +2809,13 @@
     <w:link w:val="Heading6"/>
     <w:uiPriority w:val="9"/>
     <w:semiHidden/>
-    <w:rsid w:val="00483AD4"/>
-    <w:rPr>
-      <w:rFonts w:eastAsiaTheme="majorEastAsia" w:cstheme="majorBidi"/>
+    <w:rsid w:val="002A471A"/>
+    <w:rPr>
+      <w:rFonts w:asciiTheme="majorHAnsi" w:eastAsiaTheme="majorEastAsia" w:hAnsiTheme="majorHAnsi" w:cstheme="majorBidi"/>
       <w:i/>
       <w:iCs/>
-      <w:color w:val="595959" w:themeColor="text1" w:themeTint="A6"/>
+      <w:sz w:val="26"/>
+      <w:szCs w:val="26"/>
     </w:rPr>
   </w:style>
   <w:style w:type="character" w:customStyle="1" w:styleId="Heading7Char">
@@ -2835,10 +2824,11 @@
     <w:link w:val="Heading7"/>
     <w:uiPriority w:val="9"/>
     <w:semiHidden/>
-    <w:rsid w:val="00483AD4"/>
-    <w:rPr>
-      <w:rFonts w:eastAsiaTheme="majorEastAsia" w:cstheme="majorBidi"/>
-      <w:color w:val="595959" w:themeColor="text1" w:themeTint="A6"/>
+    <w:rsid w:val="002A471A"/>
+    <w:rPr>
+      <w:rFonts w:asciiTheme="majorHAnsi" w:eastAsiaTheme="majorEastAsia" w:hAnsiTheme="majorHAnsi" w:cstheme="majorBidi"/>
+      <w:sz w:val="24"/>
+      <w:szCs w:val="24"/>
     </w:rPr>
   </w:style>
   <w:style w:type="character" w:customStyle="1" w:styleId="Heading8Char">
@@ -2847,12 +2837,13 @@
     <w:link w:val="Heading8"/>
     <w:uiPriority w:val="9"/>
     <w:semiHidden/>
-    <w:rsid w:val="00483AD4"/>
-    <w:rPr>
-      <w:rFonts w:eastAsiaTheme="majorEastAsia" w:cstheme="majorBidi"/>
+    <w:rsid w:val="002A471A"/>
+    <w:rPr>
+      <w:rFonts w:asciiTheme="majorHAnsi" w:eastAsiaTheme="majorEastAsia" w:hAnsiTheme="majorHAnsi" w:cstheme="majorBidi"/>
       <w:i/>
       <w:iCs/>
-      <w:color w:val="272727" w:themeColor="text1" w:themeTint="D8"/>
+      <w:sz w:val="22"/>
+      <w:szCs w:val="22"/>
     </w:rPr>
   </w:style>
   <w:style w:type="character" w:customStyle="1" w:styleId="Heading9Char">
@@ -2861,10 +2852,12 @@
     <w:link w:val="Heading9"/>
     <w:uiPriority w:val="9"/>
     <w:semiHidden/>
-    <w:rsid w:val="00483AD4"/>
-    <w:rPr>
-      <w:rFonts w:eastAsiaTheme="majorEastAsia" w:cstheme="majorBidi"/>
-      <w:color w:val="272727" w:themeColor="text1" w:themeTint="D8"/>
+    <w:rsid w:val="002A471A"/>
+    <w:rPr>
+      <w:b/>
+      <w:bCs/>
+      <w:i/>
+      <w:iCs/>
     </w:rPr>
   </w:style>
   <w:style w:type="paragraph" w:styleId="Title">
@@ -2874,17 +2867,23 @@
     <w:link w:val="TitleChar"/>
     <w:uiPriority w:val="10"/>
     <w:qFormat/>
-    <w:rsid w:val="00483AD4"/>
+    <w:rsid w:val="002A471A"/>
     <w:pPr>
-      <w:spacing w:after="80" w:line="240" w:lineRule="auto"/>
+      <w:pBdr>
+        <w:top w:val="single" w:sz="6" w:space="8" w:color="196B24" w:themeColor="accent3"/>
+        <w:bottom w:val="single" w:sz="6" w:space="8" w:color="196B24" w:themeColor="accent3"/>
+      </w:pBdr>
+      <w:spacing w:after="400" w:line="240" w:lineRule="auto"/>
       <w:contextualSpacing/>
+      <w:jc w:val="center"/>
     </w:pPr>
     <w:rPr>
       <w:rFonts w:asciiTheme="majorHAnsi" w:eastAsiaTheme="majorEastAsia" w:hAnsiTheme="majorHAnsi" w:cstheme="majorBidi"/>
-      <w:spacing w:val="-10"/>
-      <w:kern w:val="28"/>
-      <w:sz w:val="56"/>
-      <w:szCs w:val="56"/>
+      <w:caps/>
+      <w:color w:val="0E2841" w:themeColor="text2"/>
+      <w:spacing w:val="30"/>
+      <w:sz w:val="72"/>
+      <w:szCs w:val="72"/>
     </w:rPr>
   </w:style>
   <w:style w:type="character" w:customStyle="1" w:styleId="TitleChar">
@@ -2892,13 +2891,14 @@
     <w:basedOn w:val="DefaultParagraphFont"/>
     <w:link w:val="Title"/>
     <w:uiPriority w:val="10"/>
-    <w:rsid w:val="00483AD4"/>
+    <w:rsid w:val="002A471A"/>
     <w:rPr>
       <w:rFonts w:asciiTheme="majorHAnsi" w:eastAsiaTheme="majorEastAsia" w:hAnsiTheme="majorHAnsi" w:cstheme="majorBidi"/>
-      <w:spacing w:val="-10"/>
-      <w:kern w:val="28"/>
-      <w:sz w:val="56"/>
-      <w:szCs w:val="56"/>
+      <w:caps/>
+      <w:color w:val="0E2841" w:themeColor="text2"/>
+      <w:spacing w:val="30"/>
+      <w:sz w:val="72"/>
+      <w:szCs w:val="72"/>
     </w:rPr>
   </w:style>
   <w:style w:type="paragraph" w:styleId="Subtitle">
@@ -2908,16 +2908,15 @@
     <w:link w:val="SubtitleChar"/>
     <w:uiPriority w:val="11"/>
     <w:qFormat/>
-    <w:rsid w:val="00483AD4"/>
+    <w:rsid w:val="002A471A"/>
     <w:pPr>
       <w:numPr>
         <w:ilvl w:val="1"/>
       </w:numPr>
+      <w:jc w:val="center"/>
     </w:pPr>
     <w:rPr>
-      <w:rFonts w:eastAsiaTheme="majorEastAsia" w:cstheme="majorBidi"/>
-      <w:color w:val="595959" w:themeColor="text1" w:themeTint="A6"/>
-      <w:spacing w:val="15"/>
+      <w:color w:val="0E2841" w:themeColor="text2"/>
       <w:sz w:val="28"/>
       <w:szCs w:val="28"/>
     </w:rPr>
@@ -2927,11 +2926,9 @@
     <w:basedOn w:val="DefaultParagraphFont"/>
     <w:link w:val="Subtitle"/>
     <w:uiPriority w:val="11"/>
-    <w:rsid w:val="00483AD4"/>
-    <w:rPr>
-      <w:rFonts w:eastAsiaTheme="majorEastAsia" w:cstheme="majorBidi"/>
-      <w:color w:val="595959" w:themeColor="text1" w:themeTint="A6"/>
-      <w:spacing w:val="15"/>
+    <w:rsid w:val="002A471A"/>
+    <w:rPr>
+      <w:color w:val="0E2841" w:themeColor="text2"/>
       <w:sz w:val="28"/>
       <w:szCs w:val="28"/>
     </w:rPr>
@@ -2943,15 +2940,18 @@
     <w:link w:val="QuoteChar"/>
     <w:uiPriority w:val="29"/>
     <w:qFormat/>
-    <w:rsid w:val="00483AD4"/>
+    <w:rsid w:val="002A471A"/>
     <w:pPr>
       <w:spacing w:before="160"/>
+      <w:ind w:left="720" w:right="720"/>
       <w:jc w:val="center"/>
     </w:pPr>
     <w:rPr>
       <w:i/>
       <w:iCs/>
-      <w:color w:val="404040" w:themeColor="text1" w:themeTint="BF"/>
+      <w:color w:val="124F1A" w:themeColor="accent3" w:themeShade="BF"/>
+      <w:sz w:val="24"/>
+      <w:szCs w:val="24"/>
     </w:rPr>
   </w:style>
   <w:style w:type="character" w:customStyle="1" w:styleId="QuoteChar">
@@ -2959,11 +2959,13 @@
     <w:basedOn w:val="DefaultParagraphFont"/>
     <w:link w:val="Quote"/>
     <w:uiPriority w:val="29"/>
-    <w:rsid w:val="00483AD4"/>
+    <w:rsid w:val="002A471A"/>
     <w:rPr>
       <w:i/>
       <w:iCs/>
-      <w:color w:val="404040" w:themeColor="text1" w:themeTint="BF"/>
+      <w:color w:val="124F1A" w:themeColor="accent3" w:themeShade="BF"/>
+      <w:sz w:val="24"/>
+      <w:szCs w:val="24"/>
     </w:rPr>
   </w:style>
   <w:style w:type="paragraph" w:styleId="ListParagraph">
@@ -2982,11 +2984,13 @@
     <w:basedOn w:val="DefaultParagraphFont"/>
     <w:uiPriority w:val="21"/>
     <w:qFormat/>
-    <w:rsid w:val="00483AD4"/>
-    <w:rPr>
+    <w:rsid w:val="002A471A"/>
+    <w:rPr>
+      <w:b/>
+      <w:bCs/>
       <w:i/>
       <w:iCs/>
-      <w:color w:val="0F4761" w:themeColor="accent1" w:themeShade="BF"/>
+      <w:color w:val="auto"/>
     </w:rPr>
   </w:style>
   <w:style w:type="paragraph" w:styleId="IntenseQuote">
@@ -2996,20 +3000,18 @@
     <w:link w:val="IntenseQuoteChar"/>
     <w:uiPriority w:val="30"/>
     <w:qFormat/>
-    <w:rsid w:val="00483AD4"/>
+    <w:rsid w:val="002A471A"/>
     <w:pPr>
-      <w:pBdr>
-        <w:top w:val="single" w:sz="4" w:space="10" w:color="0F4761" w:themeColor="accent1" w:themeShade="BF"/>
-        <w:bottom w:val="single" w:sz="4" w:space="10" w:color="0F4761" w:themeColor="accent1" w:themeShade="BF"/>
-      </w:pBdr>
-      <w:spacing w:before="360" w:after="360"/>
-      <w:ind w:left="864" w:right="864"/>
+      <w:spacing w:before="160" w:line="276" w:lineRule="auto"/>
+      <w:ind w:left="936" w:right="936"/>
       <w:jc w:val="center"/>
     </w:pPr>
     <w:rPr>
-      <w:i/>
-      <w:iCs/>
+      <w:rFonts w:asciiTheme="majorHAnsi" w:eastAsiaTheme="majorEastAsia" w:hAnsiTheme="majorHAnsi" w:cstheme="majorBidi"/>
+      <w:caps/>
       <w:color w:val="0F4761" w:themeColor="accent1" w:themeShade="BF"/>
+      <w:sz w:val="28"/>
+      <w:szCs w:val="28"/>
     </w:rPr>
   </w:style>
   <w:style w:type="character" w:customStyle="1" w:styleId="IntenseQuoteChar">
@@ -3017,11 +3019,13 @@
     <w:basedOn w:val="DefaultParagraphFont"/>
     <w:link w:val="IntenseQuote"/>
     <w:uiPriority w:val="30"/>
-    <w:rsid w:val="00483AD4"/>
-    <w:rPr>
-      <w:i/>
-      <w:iCs/>
+    <w:rsid w:val="002A471A"/>
+    <w:rPr>
+      <w:rFonts w:asciiTheme="majorHAnsi" w:eastAsiaTheme="majorEastAsia" w:hAnsiTheme="majorHAnsi" w:cstheme="majorBidi"/>
+      <w:caps/>
       <w:color w:val="0F4761" w:themeColor="accent1" w:themeShade="BF"/>
+      <w:sz w:val="28"/>
+      <w:szCs w:val="28"/>
     </w:rPr>
   </w:style>
   <w:style w:type="character" w:styleId="IntenseReference">
@@ -3029,13 +3033,15 @@
     <w:basedOn w:val="DefaultParagraphFont"/>
     <w:uiPriority w:val="32"/>
     <w:qFormat/>
-    <w:rsid w:val="00483AD4"/>
+    <w:rsid w:val="002A471A"/>
     <w:rPr>
       <w:b/>
       <w:bCs/>
+      <w:caps w:val="0"/>
       <w:smallCaps/>
-      <w:color w:val="0F4761" w:themeColor="accent1" w:themeShade="BF"/>
-      <w:spacing w:val="5"/>
+      <w:color w:val="auto"/>
+      <w:spacing w:val="0"/>
+      <w:u w:val="single"/>
     </w:rPr>
   </w:style>
   <w:style w:type="paragraph" w:styleId="NormalWeb">
@@ -3050,8 +3056,6 @@
     </w:pPr>
     <w:rPr>
       <w:rFonts w:ascii="Times New Roman" w:eastAsia="Times New Roman" w:hAnsi="Times New Roman" w:cs="Times New Roman"/>
-      <w:kern w:val="0"/>
-      <w14:ligatures w14:val="none"/>
     </w:rPr>
   </w:style>
   <w:style w:type="character" w:styleId="Strong">
@@ -3059,7 +3063,7 @@
     <w:basedOn w:val="DefaultParagraphFont"/>
     <w:uiPriority w:val="22"/>
     <w:qFormat/>
-    <w:rsid w:val="003373AC"/>
+    <w:rsid w:val="002A471A"/>
     <w:rPr>
       <w:b/>
       <w:bCs/>
@@ -3140,7 +3144,6 @@
     <w:basedOn w:val="Normal"/>
     <w:link w:val="BodyTextChar"/>
     <w:uiPriority w:val="1"/>
-    <w:qFormat/>
     <w:rsid w:val="00C120FB"/>
     <w:pPr>
       <w:widowControl w:val="0"/>
@@ -3150,10 +3153,8 @@
     </w:pPr>
     <w:rPr>
       <w:rFonts w:ascii="Calibri" w:eastAsia="Calibri" w:hAnsi="Calibri" w:cs="Calibri"/>
-      <w:kern w:val="0"/>
       <w:sz w:val="28"/>
       <w:szCs w:val="28"/>
-      <w14:ligatures w14:val="none"/>
     </w:rPr>
   </w:style>
   <w:style w:type="character" w:customStyle="1" w:styleId="BodyTextChar">
@@ -3169,6 +3170,100 @@
       <w:szCs w:val="28"/>
       <w14:ligatures w14:val="none"/>
     </w:rPr>
+  </w:style>
+  <w:style w:type="paragraph" w:styleId="Caption">
+    <w:name w:val="caption"/>
+    <w:basedOn w:val="Normal"/>
+    <w:next w:val="Normal"/>
+    <w:uiPriority w:val="35"/>
+    <w:semiHidden/>
+    <w:unhideWhenUsed/>
+    <w:qFormat/>
+    <w:rsid w:val="002A471A"/>
+    <w:pPr>
+      <w:spacing w:line="240" w:lineRule="auto"/>
+    </w:pPr>
+    <w:rPr>
+      <w:b/>
+      <w:bCs/>
+      <w:color w:val="404040" w:themeColor="text1" w:themeTint="BF"/>
+      <w:sz w:val="16"/>
+      <w:szCs w:val="16"/>
+    </w:rPr>
+  </w:style>
+  <w:style w:type="character" w:styleId="Emphasis">
+    <w:name w:val="Emphasis"/>
+    <w:basedOn w:val="DefaultParagraphFont"/>
+    <w:uiPriority w:val="20"/>
+    <w:qFormat/>
+    <w:rsid w:val="002A471A"/>
+    <w:rPr>
+      <w:i/>
+      <w:iCs/>
+      <w:color w:val="000000" w:themeColor="text1"/>
+    </w:rPr>
+  </w:style>
+  <w:style w:type="paragraph" w:styleId="NoSpacing">
+    <w:name w:val="No Spacing"/>
+    <w:uiPriority w:val="1"/>
+    <w:qFormat/>
+    <w:rsid w:val="002A471A"/>
+    <w:pPr>
+      <w:spacing w:after="0" w:line="240" w:lineRule="auto"/>
+    </w:pPr>
+  </w:style>
+  <w:style w:type="character" w:styleId="SubtleEmphasis">
+    <w:name w:val="Subtle Emphasis"/>
+    <w:basedOn w:val="DefaultParagraphFont"/>
+    <w:uiPriority w:val="19"/>
+    <w:qFormat/>
+    <w:rsid w:val="002A471A"/>
+    <w:rPr>
+      <w:i/>
+      <w:iCs/>
+      <w:color w:val="595959" w:themeColor="text1" w:themeTint="A6"/>
+    </w:rPr>
+  </w:style>
+  <w:style w:type="character" w:styleId="SubtleReference">
+    <w:name w:val="Subtle Reference"/>
+    <w:basedOn w:val="DefaultParagraphFont"/>
+    <w:uiPriority w:val="31"/>
+    <w:qFormat/>
+    <w:rsid w:val="002A471A"/>
+    <w:rPr>
+      <w:caps w:val="0"/>
+      <w:smallCaps/>
+      <w:color w:val="404040" w:themeColor="text1" w:themeTint="BF"/>
+      <w:spacing w:val="0"/>
+      <w:u w:val="single" w:color="7F7F7F" w:themeColor="text1" w:themeTint="80"/>
+    </w:rPr>
+  </w:style>
+  <w:style w:type="character" w:styleId="BookTitle">
+    <w:name w:val="Book Title"/>
+    <w:basedOn w:val="DefaultParagraphFont"/>
+    <w:uiPriority w:val="33"/>
+    <w:qFormat/>
+    <w:rsid w:val="002A471A"/>
+    <w:rPr>
+      <w:b/>
+      <w:bCs/>
+      <w:caps w:val="0"/>
+      <w:smallCaps/>
+      <w:spacing w:val="0"/>
+    </w:rPr>
+  </w:style>
+  <w:style w:type="paragraph" w:styleId="TOCHeading">
+    <w:name w:val="TOC Heading"/>
+    <w:basedOn w:val="Heading1"/>
+    <w:next w:val="Normal"/>
+    <w:uiPriority w:val="39"/>
+    <w:semiHidden/>
+    <w:unhideWhenUsed/>
+    <w:qFormat/>
+    <w:rsid w:val="002A471A"/>
+    <w:pPr>
+      <w:outlineLvl w:val="9"/>
+    </w:pPr>
   </w:style>
 </w:styles>
 </file>
